--- a/gbakkk5951杂题集/魔法球问题(上)/魔法球问题(上).docx
+++ b/gbakkk5951杂题集/魔法球问题(上)/魔法球问题(上).docx
@@ -237,20 +237,7 @@
           <w:szCs w:val="24"/>
           <w:lang w:val="en-US" w:eastAsia="zh-CN"/>
         </w:rPr>
-        <w:t>否则输出前50个柱子和后50个柱子上的数字，要求方案（而不是输出</w:t>
-      </w:r>
-      <w:bookmarkStart w:id="4" w:name="_GoBack"/>
-      <w:bookmarkEnd w:id="4"/>
-      <w:r>
-        <w:rPr>
-          <w:rFonts w:hint="eastAsia"/>
-          <w:b w:val="0"/>
-          <w:bCs w:val="0"/>
-          <w:sz w:val="24"/>
-          <w:szCs w:val="24"/>
-          <w:lang w:val="en-US" w:eastAsia="zh-CN"/>
-        </w:rPr>
-        <w:t>）字典序最大。</w:t>
+        <w:t>否则输出前50个柱子和后50个柱子上的数字，要求方案（而不是输出）字典序最大。</w:t>
       </w:r>
     </w:p>
     <w:p>
@@ -396,69 +383,58 @@
           <w:szCs w:val="24"/>
           <w:lang w:val="en-US" w:eastAsia="zh-CN"/>
         </w:rPr>
-        <w:t>10 6 3</w:t>
-      </w:r>
-    </w:p>
-    <w:p>
-      <w:pPr>
-        <w:jc w:val="both"/>
-        <w:rPr>
-          <w:rFonts w:hint="eastAsia"/>
-          <w:b w:val="0"/>
-          <w:bCs w:val="0"/>
-          <w:sz w:val="24"/>
-          <w:szCs w:val="24"/>
-          <w:lang w:val="en-US" w:eastAsia="zh-CN"/>
-        </w:rPr>
-      </w:pPr>
-      <w:r>
-        <w:rPr>
-          <w:rFonts w:hint="eastAsia"/>
-          <w:b w:val="0"/>
-          <w:bCs w:val="0"/>
-          <w:sz w:val="24"/>
-          <w:szCs w:val="24"/>
-          <w:lang w:val="en-US" w:eastAsia="zh-CN"/>
-        </w:rPr>
-        <w:t>9 7 8</w:t>
-      </w:r>
-    </w:p>
-    <w:p>
-      <w:pPr>
-        <w:jc w:val="both"/>
-        <w:rPr>
-          <w:rFonts w:hint="eastAsia"/>
-          <w:b w:val="0"/>
-          <w:bCs w:val="0"/>
-          <w:sz w:val="24"/>
-          <w:szCs w:val="24"/>
-          <w:lang w:val="en-US" w:eastAsia="zh-CN"/>
-        </w:rPr>
-      </w:pPr>
-      <w:r>
-        <w:rPr>
-          <w:rFonts w:hint="eastAsia"/>
-          <w:b w:val="0"/>
-          <w:bCs w:val="0"/>
-          <w:sz w:val="24"/>
-          <w:szCs w:val="24"/>
-          <w:lang w:val="en-US" w:eastAsia="zh-CN"/>
-        </w:rPr>
-        <w:t>8 1</w:t>
-      </w:r>
-    </w:p>
-    <w:p>
-      <w:pPr>
-        <w:jc w:val="both"/>
-        <w:rPr>
-          <w:rFonts w:hint="eastAsia"/>
-          <w:b w:val="0"/>
-          <w:bCs w:val="0"/>
-          <w:sz w:val="24"/>
-          <w:szCs w:val="24"/>
-          <w:lang w:val="en-US" w:eastAsia="zh-CN"/>
-        </w:rPr>
-      </w:pPr>
+        <w:t>10 6 3 1</w:t>
+      </w:r>
+    </w:p>
+    <w:p>
+      <w:pPr>
+        <w:jc w:val="both"/>
+        <w:rPr>
+          <w:rFonts w:hint="eastAsia"/>
+          <w:b w:val="0"/>
+          <w:bCs w:val="0"/>
+          <w:sz w:val="24"/>
+          <w:szCs w:val="24"/>
+          <w:lang w:val="en-US" w:eastAsia="zh-CN"/>
+        </w:rPr>
+      </w:pPr>
+      <w:r>
+        <w:rPr>
+          <w:rFonts w:hint="eastAsia"/>
+          <w:b w:val="0"/>
+          <w:bCs w:val="0"/>
+          <w:sz w:val="24"/>
+          <w:szCs w:val="24"/>
+          <w:lang w:val="en-US" w:eastAsia="zh-CN"/>
+        </w:rPr>
+        <w:t>9 7 2</w:t>
+      </w:r>
+    </w:p>
+    <w:p>
+      <w:pPr>
+        <w:jc w:val="both"/>
+        <w:rPr>
+          <w:rFonts w:hint="eastAsia"/>
+          <w:b w:val="0"/>
+          <w:bCs w:val="0"/>
+          <w:sz w:val="24"/>
+          <w:szCs w:val="24"/>
+          <w:lang w:val="en-US" w:eastAsia="zh-CN"/>
+        </w:rPr>
+      </w:pPr>
+      <w:r>
+        <w:rPr>
+          <w:rFonts w:hint="eastAsia"/>
+          <w:b w:val="0"/>
+          <w:bCs w:val="0"/>
+          <w:sz w:val="24"/>
+          <w:szCs w:val="24"/>
+          <w:lang w:val="en-US" w:eastAsia="zh-CN"/>
+        </w:rPr>
+        <w:t>8</w:t>
+      </w:r>
+      <w:bookmarkStart w:id="4" w:name="_GoBack"/>
+      <w:bookmarkEnd w:id="4"/>
     </w:p>
     <w:bookmarkEnd w:id="3"/>
     <w:p>

--- a/gbakkk5951杂题集/魔法球问题(上)/魔法球问题(上).docx
+++ b/gbakkk5951杂题集/魔法球问题(上)/魔法球问题(上).docx
@@ -100,7 +100,7 @@
           <w:szCs w:val="24"/>
           <w:lang w:val="en-US" w:eastAsia="zh-CN"/>
         </w:rPr>
-        <w:t>现在有N个柱子，无数个魔法球编号为1,2,3……的正整数，每种编号一个，现在按顺序放入魔法球，要求要么该球是某个柱子第一个放入的球，要么该球编号与柱子顶部魔法球编号的和是一个完全平方数。请你输出放的魔法球最多且字典序最大的方案。</w:t>
+        <w:t>现在有N个柱子，无数个魔法球编号为1,2,3……的正整数，每种编号一个，现在按顺序放入魔法球，要求要么该球是某个柱子第一个放入的球，要么该球编号与柱子顶部魔法球编号的和是一个完全平方数。请你输出放的魔法球最多的方案。</w:t>
       </w:r>
     </w:p>
     <w:p>
@@ -212,7 +212,7 @@
           <w:szCs w:val="24"/>
           <w:lang w:val="en-US" w:eastAsia="zh-CN"/>
         </w:rPr>
-        <w:t>对于N&lt;=100,输出N行，每行若干个整数，按从柱顶到柱底的顺序输出第i个柱子上的魔法球编号，数之间用空格隔开。要求方案字典序最大。</w:t>
+        <w:t>输出N行，每行若干个整数，按从上到下的顺序输出第i个柱子上的魔法球编号，数之间用空格隔开。</w:t>
       </w:r>
     </w:p>
     <w:p>
@@ -220,24 +220,24 @@
         <w:ind w:firstLine="420" w:firstLineChars="0"/>
         <w:jc w:val="both"/>
         <w:rPr>
-          <w:rFonts w:hint="eastAsia"/>
-          <w:b w:val="0"/>
-          <w:bCs w:val="0"/>
-          <w:sz w:val="24"/>
-          <w:szCs w:val="24"/>
-          <w:lang w:val="en-US" w:eastAsia="zh-CN"/>
-        </w:rPr>
-      </w:pPr>
-      <w:r>
-        <w:rPr>
-          <w:rFonts w:hint="eastAsia"/>
-          <w:b w:val="0"/>
-          <w:bCs w:val="0"/>
-          <w:sz w:val="24"/>
-          <w:szCs w:val="24"/>
-          <w:lang w:val="en-US" w:eastAsia="zh-CN"/>
-        </w:rPr>
-        <w:t>否则输出前50个柱子和后50个柱子上的数字，要求方案（而不是输出）字典序最大。</w:t>
+          <w:rFonts w:hint="eastAsia" w:eastAsiaTheme="minorEastAsia"/>
+          <w:b w:val="0"/>
+          <w:bCs w:val="0"/>
+          <w:sz w:val="24"/>
+          <w:szCs w:val="24"/>
+          <w:lang w:val="en-US" w:eastAsia="zh-CN"/>
+        </w:rPr>
+      </w:pPr>
+      <w:r>
+        <w:rPr>
+          <w:rFonts w:hint="eastAsia"/>
+          <w:b w:val="0"/>
+          <w:bCs w:val="0"/>
+          <w:sz w:val="24"/>
+          <w:szCs w:val="24"/>
+          <w:lang w:val="en-US" w:eastAsia="zh-CN"/>
+        </w:rPr>
+        <w:t>若存在多种方案，所有正确方案都被接受。</w:t>
       </w:r>
     </w:p>
     <w:p>
@@ -359,6 +359,30 @@
           <w:szCs w:val="24"/>
           <w:lang w:val="en-US" w:eastAsia="zh-CN"/>
         </w:rPr>
+        <w:t>8 1</w:t>
+      </w:r>
+    </w:p>
+    <w:p>
+      <w:pPr>
+        <w:jc w:val="both"/>
+        <w:rPr>
+          <w:rFonts w:hint="eastAsia"/>
+          <w:b w:val="0"/>
+          <w:bCs w:val="0"/>
+          <w:sz w:val="24"/>
+          <w:szCs w:val="24"/>
+          <w:lang w:val="en-US" w:eastAsia="zh-CN"/>
+        </w:rPr>
+      </w:pPr>
+      <w:r>
+        <w:rPr>
+          <w:rFonts w:hint="eastAsia"/>
+          <w:b w:val="0"/>
+          <w:bCs w:val="0"/>
+          <w:sz w:val="24"/>
+          <w:szCs w:val="24"/>
+          <w:lang w:val="en-US" w:eastAsia="zh-CN"/>
+        </w:rPr>
         <w:t>11 5 4</w:t>
       </w:r>
     </w:p>
@@ -383,30 +407,6 @@
           <w:szCs w:val="24"/>
           <w:lang w:val="en-US" w:eastAsia="zh-CN"/>
         </w:rPr>
-        <w:t>10 6 3 1</w:t>
-      </w:r>
-    </w:p>
-    <w:p>
-      <w:pPr>
-        <w:jc w:val="both"/>
-        <w:rPr>
-          <w:rFonts w:hint="eastAsia"/>
-          <w:b w:val="0"/>
-          <w:bCs w:val="0"/>
-          <w:sz w:val="24"/>
-          <w:szCs w:val="24"/>
-          <w:lang w:val="en-US" w:eastAsia="zh-CN"/>
-        </w:rPr>
-      </w:pPr>
-      <w:r>
-        <w:rPr>
-          <w:rFonts w:hint="eastAsia"/>
-          <w:b w:val="0"/>
-          <w:bCs w:val="0"/>
-          <w:sz w:val="24"/>
-          <w:szCs w:val="24"/>
-          <w:lang w:val="en-US" w:eastAsia="zh-CN"/>
-        </w:rPr>
         <w:t>9 7 2</w:t>
       </w:r>
     </w:p>
@@ -431,8 +431,21 @@
           <w:szCs w:val="24"/>
           <w:lang w:val="en-US" w:eastAsia="zh-CN"/>
         </w:rPr>
-        <w:t>8</w:t>
-      </w:r>
+        <w:t xml:space="preserve">10 6 3 </w:t>
+      </w:r>
+    </w:p>
+    <w:p>
+      <w:pPr>
+        <w:jc w:val="both"/>
+        <w:rPr>
+          <w:rFonts w:hint="eastAsia"/>
+          <w:b w:val="0"/>
+          <w:bCs w:val="0"/>
+          <w:sz w:val="24"/>
+          <w:szCs w:val="24"/>
+          <w:lang w:val="en-US" w:eastAsia="zh-CN"/>
+        </w:rPr>
+      </w:pPr>
       <w:bookmarkStart w:id="4" w:name="_GoBack"/>
       <w:bookmarkEnd w:id="4"/>
     </w:p>

--- a/gbakkk5951杂题集/魔法球问题(上)/魔法球问题(上).docx
+++ b/gbakkk5951杂题集/魔法球问题(上)/魔法球问题(上).docx
@@ -349,6 +349,7 @@
           <w:lang w:val="en-US" w:eastAsia="zh-CN"/>
         </w:rPr>
       </w:pPr>
+      <w:bookmarkStart w:id="4" w:name="_GoBack"/>
       <w:bookmarkStart w:id="3" w:name="OLE_LINK9"/>
       <w:r>
         <w:rPr>
@@ -433,23 +434,9 @@
         </w:rPr>
         <w:t xml:space="preserve">10 6 3 </w:t>
       </w:r>
-    </w:p>
-    <w:p>
-      <w:pPr>
-        <w:jc w:val="both"/>
-        <w:rPr>
-          <w:rFonts w:hint="eastAsia"/>
-          <w:b w:val="0"/>
-          <w:bCs w:val="0"/>
-          <w:sz w:val="24"/>
-          <w:szCs w:val="24"/>
-          <w:lang w:val="en-US" w:eastAsia="zh-CN"/>
-        </w:rPr>
-      </w:pPr>
-      <w:bookmarkStart w:id="4" w:name="_GoBack"/>
-      <w:bookmarkEnd w:id="4"/>
-    </w:p>
-    <w:bookmarkEnd w:id="3"/>
+      <w:bookmarkEnd w:id="3"/>
+    </w:p>
+    <w:bookmarkEnd w:id="4"/>
     <w:p>
       <w:pPr>
         <w:jc w:val="both"/>
